--- a/Assignment-123/word file/Homework-1.docx
+++ b/Assignment-123/word file/Homework-1.docx
@@ -1892,18 +1892,12 @@
           <w:rFonts w:ascii="Times New Roman" w:hAnsi="Times New Roman" w:cs="Times New Roman"/>
         </w:rPr>
       </w:pPr>
-    </w:p>
-    <w:p>
-      <w:pPr>
-        <w:rPr>
-          <w:rFonts w:ascii="Times New Roman" w:hAnsi="Times New Roman" w:cs="Times New Roman"/>
-        </w:rPr>
-      </w:pPr>
       <w:r>
         <w:rPr>
           <w:rFonts w:ascii="Times New Roman" w:hAnsi="Times New Roman" w:cs="Times New Roman"/>
           <w:noProof/>
         </w:rPr>
+        <w:lastRenderedPageBreak/>
         <w:drawing>
           <wp:anchor distT="0" distB="0" distL="114300" distR="114300" simplePos="0" relativeHeight="251659264" behindDoc="0" locked="0" layoutInCell="1" allowOverlap="1" wp14:anchorId="26064F8F" wp14:editId="540FD97B">
             <wp:simplePos x="0" y="0"/>
@@ -2889,7 +2883,6 @@
         <w:rPr>
           <w:rFonts w:ascii="Times New Roman" w:hAnsi="Times New Roman" w:cs="Times New Roman"/>
         </w:rPr>
-        <w:lastRenderedPageBreak/>
         <w:t>Among those guessed model , ARMA (3,2) yields the lowest AIC and BIC so this is my chosen Univariate model for the first difference of exchange rate.</w:t>
       </w:r>
     </w:p>
@@ -2921,6 +2914,7 @@
           <w:szCs w:val="28"/>
           <w:u w:val="single"/>
         </w:rPr>
+        <w:lastRenderedPageBreak/>
         <w:t>Estimation:</w:t>
       </w:r>
     </w:p>
@@ -6134,7 +6128,6 @@
           <w:rFonts w:ascii="Times New Roman" w:hAnsi="Times New Roman" w:cs="Times New Roman"/>
           <w:noProof/>
         </w:rPr>
-        <w:lastRenderedPageBreak/>
         <w:drawing>
           <wp:inline distT="0" distB="0" distL="0" distR="0" wp14:anchorId="4D73868F" wp14:editId="6B38B694">
             <wp:extent cx="5027676" cy="3662172"/>
@@ -6197,6 +6190,7 @@
         <w:rPr>
           <w:rFonts w:ascii="Times New Roman" w:hAnsi="Times New Roman" w:cs="Times New Roman"/>
         </w:rPr>
+        <w:lastRenderedPageBreak/>
         <w:t>After estimating the ARMA (3,2) model we can see all the lag coefficients of AR and MA process are statistically significant at 1% confidence intervals. And the roots diagram shows us that all the roots of AR and MA process are within the unit circle.</w:t>
       </w:r>
       <w:r>
@@ -6278,7 +6272,6 @@
           <w:rFonts w:ascii="Times New Roman" w:hAnsi="Times New Roman" w:cs="Times New Roman"/>
           <w:noProof/>
         </w:rPr>
-        <w:lastRenderedPageBreak/>
         <w:drawing>
           <wp:anchor distT="0" distB="0" distL="114300" distR="114300" simplePos="0" relativeHeight="251660288" behindDoc="0" locked="0" layoutInCell="1" allowOverlap="1" wp14:anchorId="0F9E3351" wp14:editId="65BD74F0">
             <wp:simplePos x="0" y="0"/>
@@ -6407,19 +6400,7 @@
               <w:rPr>
                 <w:rFonts w:ascii="Times New Roman" w:hAnsi="Times New Roman" w:cs="Times New Roman"/>
               </w:rPr>
-              <w:t xml:space="preserve">Portmanteau (Q) </w:t>
-            </w:r>
-            <w:r>
-              <w:rPr>
-                <w:rFonts w:ascii="Times New Roman" w:hAnsi="Times New Roman" w:cs="Times New Roman"/>
-              </w:rPr>
-              <w:t>statistics</w:t>
-            </w:r>
-            <w:r>
-              <w:rPr>
-                <w:rFonts w:ascii="Times New Roman" w:hAnsi="Times New Roman" w:cs="Times New Roman"/>
-              </w:rPr>
-              <w:t xml:space="preserve"> </w:t>
+              <w:t xml:space="preserve">Portmanteau (Q) statistics </w:t>
             </w:r>
             <w:r>
               <w:rPr>
